--- a/reports/Group/00 - Identification Form.docx
+++ b/reports/Group/00 - Identification Form.docx
@@ -489,7 +489,15 @@
                     <w:i/>
                     <w:iCs/>
                   </w:rPr>
-                  <w:t>DP2-G050/Acme-Starters-C</w:t>
+                  <w:t>DP2-G050/Acme-Starters-</w:t>
+                </w:r>
+                <w:r>
+                  <w:rPr>
+                    <w:rFonts w:asciiTheme="majorHAnsi" w:eastAsia="Calibri Light" w:hAnsiTheme="majorHAnsi" w:cstheme="majorHAnsi"/>
+                    <w:i/>
+                    <w:iCs/>
+                  </w:rPr>
+                  <w:t>B</w:t>
                 </w:r>
               </w:sdtContent>
             </w:sdt>
@@ -796,6 +804,7 @@
                     <w:lang w:val="es-ES"/>
                   </w:rPr>
                 </w:pPr>
+                <w:proofErr w:type="spellStart"/>
                 <w:r>
                   <w:rPr>
                     <w:rFonts w:asciiTheme="majorHAnsi" w:eastAsia="Calibri" w:hAnsiTheme="majorHAnsi" w:cstheme="majorHAnsi"/>
@@ -806,6 +815,7 @@
                   </w:rPr>
                   <w:t>nerjimado</w:t>
                 </w:r>
+                <w:proofErr w:type="spellEnd"/>
               </w:p>
             </w:tc>
           </w:sdtContent>
@@ -876,6 +886,7 @@
                     <w:lang w:val="es-ES"/>
                   </w:rPr>
                 </w:pPr>
+                <w:proofErr w:type="spellStart"/>
                 <w:r>
                   <w:rPr>
                     <w:rFonts w:asciiTheme="majorHAnsi" w:eastAsia="Calibri" w:hAnsiTheme="majorHAnsi" w:cstheme="majorHAnsi"/>
@@ -886,6 +897,7 @@
                   </w:rPr>
                   <w:t>rafseggom</w:t>
                 </w:r>
+                <w:proofErr w:type="spellEnd"/>
               </w:p>
             </w:tc>
           </w:sdtContent>
@@ -2753,7 +2765,31 @@
                     <w:szCs w:val="22"/>
                     <w:lang w:val="es-ES"/>
                   </w:rPr>
-                  <w:t>Sevilla February 9th, 2026</w:t>
+                  <w:t xml:space="preserve">Sevilla </w:t>
+                </w:r>
+                <w:proofErr w:type="spellStart"/>
+                <w:r>
+                  <w:rPr>
+                    <w:rFonts w:asciiTheme="majorHAnsi" w:eastAsia="Calibri Light" w:hAnsiTheme="majorHAnsi" w:cstheme="majorHAnsi"/>
+                    <w:i/>
+                    <w:iCs/>
+                    <w:sz w:val="22"/>
+                    <w:szCs w:val="22"/>
+                    <w:lang w:val="es-ES"/>
+                  </w:rPr>
+                  <w:t>February</w:t>
+                </w:r>
+                <w:proofErr w:type="spellEnd"/>
+                <w:r>
+                  <w:rPr>
+                    <w:rFonts w:asciiTheme="majorHAnsi" w:eastAsia="Calibri Light" w:hAnsiTheme="majorHAnsi" w:cstheme="majorHAnsi"/>
+                    <w:i/>
+                    <w:iCs/>
+                    <w:sz w:val="22"/>
+                    <w:szCs w:val="22"/>
+                    <w:lang w:val="es-ES"/>
+                  </w:rPr>
+                  <w:t xml:space="preserve"> 9th, 2026</w:t>
                 </w:r>
               </w:sdtContent>
             </w:sdt>
@@ -5560,6 +5596,7 @@
   <w:rsids>
     <w:rsidRoot w:val="00E77A2D"/>
     <w:rsid w:val="000360C1"/>
+    <w:rsid w:val="0008281E"/>
     <w:rsid w:val="000C77C7"/>
     <w:rsid w:val="00210A8A"/>
     <w:rsid w:val="00212213"/>
@@ -5590,6 +5627,7 @@
     <w:rsid w:val="00B847D5"/>
     <w:rsid w:val="00BA349C"/>
     <w:rsid w:val="00C1468D"/>
+    <w:rsid w:val="00C3398A"/>
     <w:rsid w:val="00C919A2"/>
     <w:rsid w:val="00CE21C4"/>
     <w:rsid w:val="00DA3E87"/>
@@ -5597,6 +5635,7 @@
     <w:rsid w:val="00DD76BC"/>
     <w:rsid w:val="00E566B1"/>
     <w:rsid w:val="00E77A2D"/>
+    <w:rsid w:val="00ED1EB5"/>
     <w:rsid w:val="00EF657C"/>
   </w:rsids>
   <m:mathPr>
